--- a/docs/presentation/week-2/INDEX.docx
+++ b/docs/presentation/week-2/INDEX.docx
@@ -537,7 +537,7 @@
                 <w:sz w:val="22"/>
                 <w:szCs w:val="22"/>
               </w:rPr>
-              <w:t xml:space="preserve">COSTS.xlsx</w:t>
+              <w:t xml:space="preserve">../../finances/COSTS.xlsx</w:t>
             </w:r>
           </w:p>
         </w:tc>
@@ -597,7 +597,7 @@
                 <w:sz w:val="22"/>
                 <w:szCs w:val="22"/>
               </w:rPr>
-              <w:t xml:space="preserve">已花 ~$5,000 + 投产后 3 阶段月成本（4 个 Tab）</w:t>
+              <w:t xml:space="preserve">已花 ~$7,200 + 投产后 3 阶段月成本（4 个 Tab）</w:t>
             </w:r>
           </w:p>
         </w:tc>
@@ -1526,7 +1526,7 @@
           <w:sz w:val="20"/>
           <w:szCs w:val="20"/>
         </w:rPr>
-        <w:t xml:space="preserve">- COSTS.xlsx         — 成本估算</w:t>
+        <w:t xml:space="preserve">- ../../finances/COSTS.xlsx — 成本估算（已搬到 docs/finances/）</w:t>
       </w:r>
     </w:p>
     <w:p>
